--- a/DecodeYourself_ContentResearchGuide.docx
+++ b/DecodeYourself_ContentResearchGuide.docx
@@ -664,7 +664,7 @@
                 <w:sz w:val="22"/>
                 <w:szCs w:val="22"/>
               </w:rPr>
-              <w:t xml:space="preserve">Columbia Business School (2019): speakers who paused just 3 seconds before speaking were rated 34% more confident — with absolutely identical content. Not a different script. Not a better voice. Just 3 seconds of silence. Perception completely transformed.</w:t>
+              <w:t xml:space="preserve">Amy Cuddy's decade of research at Harvard Business School documented something counterintuitive: your internal state — anxious vs calm — physically alters your voice before you say a word, changing pitch, onset timing, and breath support. This means the pause before speaking is not just psychological preparation. It is physiological. Research on speech anxiety consistently shows that rushed speech onset is a detectable signal of nervous system activation — and listeners read it before they process a single word of content.</w:t>
             </w:r>
           </w:p>
         </w:tc>
@@ -819,7 +819,7 @@
                 <w:sz w:val="17"/>
                 <w:szCs w:val="17"/>
               </w:rPr>
-              <w:t xml:space="preserve">Columbia Business School (2019...</w:t>
+              <w:t xml:space="preserve">Amy Cuddy — Presence, Harvard ...</w:t>
             </w:r>
           </w:p>
         </w:tc>
@@ -850,7 +850,7 @@
                 <w:sz w:val="21"/>
                 <w:szCs w:val="21"/>
               </w:rPr>
-              <w:t xml:space="preserve">Columbia Business School (2019):  </w:t>
+              <w:t xml:space="preserve">Amy Cuddy — Presence, Harvard Business School (2015):  </w:t>
             </w:r>
             <w:r>
               <w:rPr>
@@ -859,7 +859,7 @@
                 <w:sz w:val="21"/>
                 <w:szCs w:val="21"/>
               </w:rPr>
-              <w:t xml:space="preserve">Speakers who paused before speaking were rated 34% more confident by listeners, with no other change in content or delivery.</w:t>
+              <w:t xml:space="preserve">Internal psychological state (calm vs anxious) directly alters physiological signals including voice onset timing, vocal quality, and breath pattern — all readable by listeners within seconds. Documented across multiple studies at Harvard Business School.</w:t>
             </w:r>
           </w:p>
         </w:tc>
@@ -2322,7 +2322,7 @@
                 <w:sz w:val="22"/>
                 <w:szCs w:val="22"/>
               </w:rPr>
-              <w:t xml:space="preserve">Scientists discovered this by accident. Rats bred with no ability to produce dopamine will starve to death even with food directly beside them — they can smell it but feel zero motivation to move toward it. If food is placed in their mouths, they eat normally. Dopamine is not the pleasure chemical. It is the motivation chemical. Without it, nothing is worth pursuing.</w:t>
+              <w:t xml:space="preserve">Kent Berridge and Terry Robinson at the University of Michigan discovered that dopamine-depleted rats stop seeking food even when it is placed directly in front of them — they show no motivation to move toward it. But when food is placed in their mouths, they display normal pleasure responses. Dopamine is not the pleasure chemical. It is the motivation chemical. Pleasure and motivation are two completely separate systems — and only one of them is dopamine.</w:t>
             </w:r>
           </w:p>
         </w:tc>
@@ -2477,7 +2477,7 @@
                 <w:sz w:val="17"/>
                 <w:szCs w:val="17"/>
               </w:rPr>
-              <w:t xml:space="preserve">Wolfram Schultz (Cambridge, 19...</w:t>
+              <w:t xml:space="preserve">Wolfram Schultz, Dayan &amp; Monta...</w:t>
             </w:r>
           </w:p>
         </w:tc>
@@ -2508,7 +2508,7 @@
                 <w:sz w:val="21"/>
                 <w:szCs w:val="21"/>
               </w:rPr>
-              <w:t xml:space="preserve">Wolfram Schultz (Cambridge, 1997):  </w:t>
+              <w:t xml:space="preserve">Wolfram Schultz, Dayan &amp; Montague — Science (1997):  </w:t>
             </w:r>
             <w:r>
               <w:rPr>
@@ -2517,7 +2517,7 @@
                 <w:sz w:val="21"/>
                 <w:szCs w:val="21"/>
               </w:rPr>
-              <w:t xml:space="preserve">Nobel Prize-recognized research. Dopamine neurons in primates fire maximally at unpredicted rewards and at cues that predict rewards — not at fully expected rewards.</w:t>
+              <w:t xml:space="preserve">Recording individual dopamine neurons in macaque monkeys, Schultz found that dopamine neurons fire in response to the gap between predicted and actual reward — not at the reward itself. Published as "A Neural Substrate of Prediction and Reward," Science vol. 275.</w:t>
             </w:r>
           </w:p>
         </w:tc>
@@ -2572,7 +2572,7 @@
                 <w:sz w:val="17"/>
                 <w:szCs w:val="17"/>
               </w:rPr>
-              <w:t xml:space="preserve">Prediction Error Signal</w:t>
+              <w:t xml:space="preserve">Prediction Error Signal (Schul...</w:t>
             </w:r>
           </w:p>
         </w:tc>
@@ -2603,7 +2603,7 @@
                 <w:sz w:val="21"/>
                 <w:szCs w:val="21"/>
               </w:rPr>
-              <w:t xml:space="preserve">Prediction Error Signal:  </w:t>
+              <w:t xml:space="preserve">Prediction Error Signal (Schultz):  </w:t>
             </w:r>
             <w:r>
               <w:rPr>
@@ -2612,7 +2612,7 @@
                 <w:sz w:val="21"/>
                 <w:szCs w:val="21"/>
               </w:rPr>
-              <w:t xml:space="preserve">If a reward arrives unexpectedly → large dopamine spike. If an expected reward arrives → no dopamine response. If an expected reward is absent → dopamine drops below baseline. The error between prediction and reality is what matters.</w:t>
+              <w:t xml:space="preserve">Unpredicted reward arrives → large dopamine spike. Expected reward arrives → no dopamine response. Expected reward absent → dopamine drops below baseline. The brain is running a continuous error-correction process, not a reward counter.</w:t>
             </w:r>
           </w:p>
         </w:tc>
@@ -2667,7 +2667,7 @@
                 <w:sz w:val="17"/>
                 <w:szCs w:val="17"/>
               </w:rPr>
-              <w:t xml:space="preserve">Human fMRI research</w:t>
+              <w:t xml:space="preserve">Berridge &amp; Robinson — Universi...</w:t>
             </w:r>
           </w:p>
         </w:tc>
@@ -2698,7 +2698,7 @@
                 <w:sz w:val="21"/>
                 <w:szCs w:val="21"/>
               </w:rPr>
-              <w:t xml:space="preserve">Human fMRI research:  </w:t>
+              <w:t xml:space="preserve">Berridge &amp; Robinson — University of Michigan:  </w:t>
             </w:r>
             <w:r>
               <w:rPr>
@@ -2707,7 +2707,7 @@
                 <w:sz w:val="21"/>
                 <w:szCs w:val="21"/>
               </w:rPr>
-              <w:t xml:space="preserve">Ventral striatum (dopamine-rich) activates most strongly during anticipation phases in reward tasks — not during the reward itself. Confirmed across dozens of studies.</w:t>
+              <w:t xml:space="preserve">A separate line of research confirmed the same principle: dopamine-depleted rats cease seeking food even when it is in front of them but display normal pleasure responses when food is placed in their mouths. Wanting and liking are two different brain systems. Dopamine drives wanting — not enjoyment.</w:t>
             </w:r>
           </w:p>
         </w:tc>
@@ -2762,7 +2762,7 @@
                 <w:sz w:val="17"/>
                 <w:szCs w:val="17"/>
               </w:rPr>
-              <w:t xml:space="preserve">Social media engineering</w:t>
+              <w:t xml:space="preserve">Human neuroimaging</w:t>
             </w:r>
           </w:p>
         </w:tc>
@@ -2793,7 +2793,7 @@
                 <w:sz w:val="21"/>
                 <w:szCs w:val="21"/>
               </w:rPr>
-              <w:t xml:space="preserve">Social media engineering:  </w:t>
+              <w:t xml:space="preserve">Human neuroimaging:  </w:t>
             </w:r>
             <w:r>
               <w:rPr>
@@ -2802,7 +2802,7 @@
                 <w:sz w:val="21"/>
                 <w:szCs w:val="21"/>
               </w:rPr>
-              <w:t xml:space="preserve">Variable reward schedules (the scroll and refresh mechanism) are deliberately designed around this finding: unpredictable rewards create the strongest, most persistent dopamine anticipation loops.</w:t>
+              <w:t xml:space="preserve">fMRI studies show the ventral striatum (dopamine-rich) activates most strongly during the anticipation phase of reward tasks — not at reward delivery. Replicated across dozens of independent studies.</w:t>
             </w:r>
           </w:p>
         </w:tc>
@@ -5638,7 +5638,7 @@
                 <w:sz w:val="22"/>
                 <w:szCs w:val="22"/>
               </w:rPr>
-              <w:t xml:space="preserve">Loren Brichter, the engineer who invented pull-to-refresh — the gesture you use every day — has publicly said he regrets inventing it. "It's addictive," he said. "I regret the downsides." He confirmed it was modelled on the slot machine lever. He also admitted it took him years to stop compulsively using it himself.</w:t>
+              <w:t xml:space="preserve">Loren Brichter, the engineer who invented pull-to-refresh (originally for Tweetie, which became Twitter), has spoken publicly about his concerns with the feature he created — describing it as addictive and expressing regret about the consequences of designing it. Sean Parker, Facebook's founding president, was even more direct in 2017: "How do we consume as much of your time and conscious attention as possible?" — confirming that variable reward was the deliberate design intent.</w:t>
             </w:r>
           </w:p>
         </w:tc>
@@ -9203,7 +9203,7 @@
                 <w:sz w:val="17"/>
                 <w:szCs w:val="17"/>
               </w:rPr>
-              <w:t xml:space="preserve">Amygdala size and procrastinat...</w:t>
+              <w:t xml:space="preserve">Procrastination and stress res...</w:t>
             </w:r>
           </w:p>
         </w:tc>
@@ -9234,7 +9234,7 @@
                 <w:sz w:val="21"/>
                 <w:szCs w:val="21"/>
               </w:rPr>
-              <w:t xml:space="preserve">Amygdala size and procrastination:  </w:t>
+              <w:t xml:space="preserve">Procrastination and stress research (Sirois):  </w:t>
             </w:r>
             <w:r>
               <w:rPr>
@@ -9243,7 +9243,7 @@
                 <w:sz w:val="21"/>
                 <w:szCs w:val="21"/>
               </w:rPr>
-              <w:t xml:space="preserve">Research using MRI found that chronic procrastinators have larger amygdalas (the brain's threat-detection centre) and stronger connections between the amygdala and the dorsal anterior cingulate cortex (which translates threat signals into behavioural avoidance).</w:t>
+              <w:t xml:space="preserve">Procrastinators report significantly less stress and physical illness than non-procrastinators in the short term — as deadlines are distant. This reverses sharply as deadlines approach. The pattern confirms avoidance is a successful short-term mood regulation strategy with compounding long-term costs.</w:t>
             </w:r>
           </w:p>
         </w:tc>
@@ -10516,7 +10516,7 @@
                 <w:sz w:val="22"/>
                 <w:szCs w:val="22"/>
               </w:rPr>
-              <w:t xml:space="preserve">Zajonc tested the exposure effect with stimuli shown at 1 millisecond — so fast that participants had zero conscious awareness of seeing anything at all. The effect still worked. People rated the subliminal stimuli more positively than novel ones. You can develop genuine preferences for things you have no memory of ever encountering.</w:t>
+              <w:t xml:space="preserve">Zajonc tested the exposure effect using a tachistoscope to show stimuli below the threshold of conscious awareness — so briefly that participants showed no recognition when directly tested. The effect still worked. People rated stimuli they had no conscious memory of seeing more positively than genuinely new ones. Preference formed without perception. You can genuinely like something you do not know you have encountered.</w:t>
             </w:r>
           </w:p>
         </w:tc>
@@ -12105,7 +12105,7 @@
           <w:sz w:val="22"/>
           <w:szCs w:val="22"/>
         </w:rPr>
-        <w:t xml:space="preserve">Nalini Ambady's research showed humans form accurate trait judgments from 6-second exposures to silent video. Your posture, gait, and arrival are your first sentence — and you have been neglecting to write them.</w:t>
+        <w:t xml:space="preserve">Nalini Ambady's research showed humans form accurate trait judgments from exposures as brief as 2 seconds of silent video. Your posture, gait, and arrival are your first sentence — and you have been neglecting to write them.</w:t>
       </w:r>
     </w:p>
     <w:p>
@@ -12235,7 +12235,7 @@
           <w:sz w:val="22"/>
           <w:szCs w:val="22"/>
         </w:rPr>
-        <w:t xml:space="preserve">In 1992, Harvard psychologists Nalini Ambady and Robert Rosenthal showed participants silent 30-second clips of teachers being recorded. Participants rated the teachers on traits like warmth, confidence, and competence. When Ambady compared these ratings to end-of-semester student evaluations — after months of actual teaching — the correlation was striking. Then she reduced the clip to 6 seconds. Same result.</w:t>
+        <w:t xml:space="preserve">In 1993, Nalini Ambady and Robert Rosenthal published a landmark study showing participants silent clips of teachers — 2 seconds, 5 seconds, and 10 seconds long. Participants rated the teachers on traits like warmth, confidence, and competence. When Ambady compared these ratings to end-of-semester student evaluations — after months of actual teaching — the correlation was striking. Most surprising: accuracy was not significantly different between the 2-second and 10-second clips. Two seconds of silent, non-verbal behaviour predicted a semester of student perception.</w:t>
       </w:r>
     </w:p>
     <w:p>
@@ -12329,7 +12329,7 @@
                 <w:sz w:val="17"/>
                 <w:szCs w:val="17"/>
               </w:rPr>
-              <w:t xml:space="preserve">Ambady &amp; Rosenthal (1992) — "H...</w:t>
+              <w:t xml:space="preserve">Ambady &amp; Rosenthal (1993) — Ps...</w:t>
             </w:r>
           </w:p>
         </w:tc>
@@ -12360,7 +12360,7 @@
                 <w:sz w:val="21"/>
                 <w:szCs w:val="21"/>
               </w:rPr>
-              <w:t xml:space="preserve">Ambady &amp; Rosenthal (1992) — "Half a Minute":  </w:t>
+              <w:t xml:space="preserve">Ambady &amp; Rosenthal (1993) — Psychological Bulletin:  </w:t>
             </w:r>
             <w:r>
               <w:rPr>
@@ -12369,7 +12369,7 @@
                 <w:sz w:val="21"/>
                 <w:szCs w:val="21"/>
               </w:rPr>
-              <w:t xml:space="preserve">Six seconds of silent video of teachers correlated significantly with end-of-semester student ratings. Non-verbal behaviour alone was a reliable predictor of relational competence.</w:t>
+              <w:t xml:space="preserve">Clips of 2, 5, and 10 seconds of silent teacher video all correlated significantly with end-of-semester student ratings — with no significant accuracy difference between durations. Published in Psychological Bulletin, vol. 111. Malcolm Gladwell drew heavily on this work in Blink (2005).</w:t>
             </w:r>
           </w:p>
         </w:tc>
@@ -13371,7 +13371,7 @@
           <w:sz w:val="22"/>
           <w:szCs w:val="22"/>
         </w:rPr>
-        <w:t xml:space="preserve">Open with: "Nalini Ambady showed people 6-second silent videos of teachers. Their ratings predicted end-of-semester student evaluations. Six seconds. No words."</w:t>
+        <w:t xml:space="preserve">Open with: "Nalini Ambady showed people silent 2-second clips of teachers they had never met. Their ratings predicted end-of-semester student evaluations. Two seconds. No sound. No words."</w:t>
       </w:r>
     </w:p>
     <w:p>
@@ -13832,7 +13832,7 @@
                 <w:sz w:val="22"/>
                 <w:szCs w:val="22"/>
               </w:rPr>
-              <w:t xml:space="preserve">PGA Tour research: professional golfers putt measurably more accurately on par putts (trying to avoid a bogey) than on birdie putts (trying to gain a stroke). Same distance. Same green. Same player. Loss aversion alone changed their performance — and was estimated to cost the average tour professional $1.2 million per season in missed birdie opportunities.</w:t>
+              <w:t xml:space="preserve">Pope &amp; Schweitzer (2011), published in the American Economic Review, studied over 2.5 million putts on the PGA Tour. Golfers made par putts (avoiding a bogey — a loss) significantly more often than birdie putts (gaining a stroke — a gain) of equivalent difficulty. Same distance. Same green. Same player. The only variable was whether the putt was framed as avoiding loss or achieving gain. Loss aversion measurably changed elite professional performance.</w:t>
             </w:r>
           </w:p>
         </w:tc>
@@ -15490,7 +15490,7 @@
                 <w:sz w:val="22"/>
                 <w:szCs w:val="22"/>
               </w:rPr>
-              <w:t xml:space="preserve">Anders Ericsson's famous study of elite violinists at the Berlin Academy found the best performers practiced in exactly two 90-minute sessions per day — never more. When asked why not a third session, the consistent answer was: "It felt like going through the motions." Their physiology knew the limit before their conscious minds did. The hours on the instrument were identical to lesser students. The structure of rest was not.</w:t>
+              <w:t xml:space="preserve">Ericsson's 1993 study of elite violinists (Psychological Review, vol. 100) found that the best performers slept significantly more than less accomplished players — averaging 8.6 hours per night plus regular afternoon naps. While everyone assumed the elite practiced more total hours, what separated them was the quality of rest surrounding their focused sessions. The top performers treated rest as load-bearing, not optional. They did not just practice more deliberately — they recovered more deliberately.</w:t>
             </w:r>
           </w:p>
         </w:tc>
